--- a/zaini_case_audit_output/outputs/word/documents/008_تقرير خبرة (المرحلة الأولى) صادر عن مكتب _طلال أبو غزالة وشركاه_ مؤرخ 27_6_2011م.docx
+++ b/zaini_case_audit_output/outputs/word/documents/008_تقرير خبرة (المرحلة الأولى) صادر عن مكتب _طلال أبو غزالة وشركاه_ مؤرخ 27_6_2011م.docx
@@ -53,6 +53,20 @@
         <w:t>[مخرج آلي / Script Output - سماوي]  [مخرج آلي يحتاج مراجعة بشرية - وردي]</w:t>
       </w:r>
     </w:p>
+    <w:p>
+      <w:pPr>
+        <w:jc w:val="right"/>
+        <w:bidi/>
+      </w:pPr>
+      <w:r>
+        <w:rPr>
+          <w:b w:val="0"/>
+          <w:i/>
+          <w:color w:val="C00000"/>
+        </w:rPr>
+        <w:t>[نص ممسوح OCR صُحِّح ترتيبه آلياً — قد يحتوي أخطاء طفيفة]</w:t>
+      </w:r>
+    </w:p>
     <w:p/>
     <w:p>
       <w:pPr>
@@ -493,7 +507,7 @@
           <w:b w:val="0"/>
           <w:i w:val="0"/>
         </w:rPr>
-        <w:t>سابعاً : التجاوزات.</w:t>
+        <w:t>.تازواجتلا : ًاعباس</w:t>
       </w:r>
     </w:p>
     <w:p>

--- a/zaini_case_audit_output/outputs/word/documents/008_تقرير خبرة (المرحلة الأولى) صادر عن مكتب _طلال أبو غزالة وشركاه_ مؤرخ 27_6_2011م.docx
+++ b/zaini_case_audit_output/outputs/word/documents/008_تقرير خبرة (المرحلة الأولى) صادر عن مكتب _طلال أبو غزالة وشركاه_ مؤرخ 27_6_2011م.docx
@@ -91,7 +91,7 @@
           <w:b w:val="0"/>
           <w:i w:val="0"/>
         </w:rPr>
-        <w:t>المرحلة الأولـ</w:t>
+        <w:t>ـلوألا ةلحرملا</w:t>
       </w:r>
     </w:p>
     <w:p>
@@ -130,20 +130,20 @@
           <w:b w:val="0"/>
           <w:i w:val="0"/>
         </w:rPr>
-        <w:t>بالقضيتين رقم ٢/٥٧٩٨/ ق لعام ١٤٣١ هـ ورقم ٢/١٣٧٥/ ق لعام ١٤٣٢هـ والمنظورتين لدى الدائرة السابعة عشر في المحكمة الإدارية بجدة</w:t>
-      </w:r>
-    </w:p>
-    <w:p>
-      <w:pPr>
-        <w:jc w:val="right"/>
-        <w:bidi/>
-      </w:pPr>
-      <w:r>
-        <w:rPr>
-          <w:b w:val="0"/>
-          <w:i w:val="0"/>
-        </w:rPr>
-        <w:t>بخصوص النزاع القائم</w:t>
+        <w:t>ةدجب ةيرادإلا ةمكحملا يف رشع ةعباسلا ةرئادلا ىدل نيتروظنملاو ـه١٤٣٢ ماعل ق ٢/١٣٧٥/ مقرو ـه ١٤٣١ ماعل ق ٢/٥٧٩٨/ مقر نيتيضقلاب</w:t>
+      </w:r>
+    </w:p>
+    <w:p>
+      <w:pPr>
+        <w:jc w:val="right"/>
+        <w:bidi/>
+      </w:pPr>
+      <w:r>
+        <w:rPr>
+          <w:b w:val="0"/>
+          <w:i w:val="0"/>
+        </w:rPr>
+        <w:t>مئاقلا عازنلا صوصخب</w:t>
       </w:r>
     </w:p>
     <w:p>
@@ -169,7 +169,7 @@
           <w:b w:val="0"/>
           <w:i w:val="0"/>
         </w:rPr>
-        <w:t>طلال أبوغزاله وشركاه .</w:t>
+        <w:t>. هاكرشو هلازغوبأ لالط</w:t>
       </w:r>
     </w:p>
     <w:p>
@@ -195,7 +195,7 @@
           <w:b w:val="0"/>
           <w:i w:val="0"/>
         </w:rPr>
-        <w:t>الموافق ٢٧ يونيو ٢٠١١م</w:t>
+        <w:t>م٢٠١١ وينوي ٢٧ قفاوملا</w:t>
       </w:r>
     </w:p>
     <w:p>
@@ -260,7 +260,7 @@
           <w:b w:val="0"/>
           <w:i w:val="0"/>
         </w:rPr>
-        <w:t>جدة - المملكة العربية السعودية</w:t>
+        <w:t>ةيدوعسلا ةيبرعلا ةكلمملا - ةدج</w:t>
       </w:r>
     </w:p>
     <w:p>
@@ -286,20 +286,20 @@
           <w:b w:val="0"/>
           <w:i w:val="0"/>
         </w:rPr>
-        <w:t>المحترمين</w:t>
-      </w:r>
-    </w:p>
-    <w:p>
-      <w:pPr>
-        <w:jc w:val="right"/>
-        <w:bidi/>
-      </w:pPr>
-      <w:r>
-        <w:rPr>
-          <w:b w:val="0"/>
-          <w:i w:val="0"/>
-        </w:rPr>
-        <w:t>الموضوع : تقرير خبرة (المرحلة الأولى ) فيما يتعلق بالقضيتين رقم ٢/٥٧٩٨/ ق لعام ١٤٣١هـ ورقم ٢/١٣٧٥/ ق لعام ١٤٣٢هـ والمنظورتين لدى الدائرة السابعة عشر في المحكمة الإدارية بجدة</w:t>
+        <w:t>نيمرتحملا</w:t>
+      </w:r>
+    </w:p>
+    <w:p>
+      <w:pPr>
+        <w:jc w:val="right"/>
+        <w:bidi/>
+      </w:pPr>
+      <w:r>
+        <w:rPr>
+          <w:b w:val="0"/>
+          <w:i w:val="0"/>
+        </w:rPr>
+        <w:t>ةدجب ةيرادإلا ةمكحملا يف رشع ةعباسلا ةرئادلا ىدل نيتروظنملاو ـه١٤٣٢ ماعل ق ٢/١٣٧٥/ مقرو ـه١٤٣١ ماعل ق ٢/٥٧٩٨/ مقر نيتيضقلاب قلعتي اميف ( ىلوألا ةلحرملا) ةربخ ريرقت : عوضوملا</w:t>
       </w:r>
     </w:p>
     <w:p>
@@ -338,20 +338,20 @@
           <w:b w:val="0"/>
           <w:i w:val="0"/>
         </w:rPr>
-        <w:t>وتفضلوا بقبول فائق الإحترام ،،</w:t>
-      </w:r>
-    </w:p>
-    <w:p>
-      <w:pPr>
-        <w:jc w:val="right"/>
-        <w:bidi/>
-      </w:pPr>
-      <w:r>
-        <w:rPr>
-          <w:b w:val="0"/>
-          <w:i w:val="0"/>
-        </w:rPr>
-        <w:t>طلال أبوغزالة وشركاه</w:t>
+        <w:t>،، مارتحإلا قئاف لوبقب اولضفتو</w:t>
+      </w:r>
+    </w:p>
+    <w:p>
+      <w:pPr>
+        <w:jc w:val="right"/>
+        <w:bidi/>
+      </w:pPr>
+      <w:r>
+        <w:rPr>
+          <w:b w:val="0"/>
+          <w:i w:val="0"/>
+        </w:rPr>
+        <w:t>هاكرشو ةلازغوبأ لالط</w:t>
       </w:r>
     </w:p>
     <w:p>
@@ -390,20 +390,20 @@
           <w:b w:val="0"/>
           <w:i w:val="0"/>
         </w:rPr>
-        <w:t>الفهرس</w:t>
-      </w:r>
-    </w:p>
-    <w:p>
-      <w:pPr>
-        <w:jc w:val="right"/>
-        <w:bidi/>
-      </w:pPr>
-      <w:r>
-        <w:rPr>
-          <w:b w:val="0"/>
-          <w:i w:val="0"/>
-        </w:rPr>
-        <w:t>ثانيا: صافي الحقوق الدفترية المعدلة للشركاء</w:t>
+        <w:t>سرهفلا</w:t>
+      </w:r>
+    </w:p>
+    <w:p>
+      <w:pPr>
+        <w:jc w:val="right"/>
+        <w:bidi/>
+      </w:pPr>
+      <w:r>
+        <w:rPr>
+          <w:b w:val="0"/>
+          <w:i w:val="0"/>
+        </w:rPr>
+        <w:t>ءاكرشلل ةلدعملا ةيرتفدلا قوقحلا يفاص :ايناث</w:t>
       </w:r>
     </w:p>
     <w:p>
@@ -429,7 +429,7 @@
           <w:b w:val="0"/>
           <w:i w:val="0"/>
         </w:rPr>
-        <w:t>حقوق الملكية).</w:t>
+        <w:t>.(ةيكلملا قوقح</w:t>
       </w:r>
     </w:p>
     <w:p>
@@ -455,20 +455,20 @@
           <w:b w:val="0"/>
           <w:i w:val="0"/>
         </w:rPr>
-        <w:t>حقوق الملكية).</w:t>
-      </w:r>
-    </w:p>
-    <w:p>
-      <w:pPr>
-        <w:jc w:val="right"/>
-        <w:bidi/>
-      </w:pPr>
-      <w:r>
-        <w:rPr>
-          <w:b w:val="0"/>
-          <w:i w:val="0"/>
-        </w:rPr>
-        <w:t>خامساً: ملخص حقوق الملكية للشركات التابعة وقوائمها المالية كما في ٢٠١١/٣/٣١م.</w:t>
+        <w:t>.(ةيكلملا قوقح</w:t>
+      </w:r>
+    </w:p>
+    <w:p>
+      <w:pPr>
+        <w:jc w:val="right"/>
+        <w:bidi/>
+      </w:pPr>
+      <w:r>
+        <w:rPr>
+          <w:b w:val="0"/>
+          <w:i w:val="0"/>
+        </w:rPr>
+        <w:t>.م٢٠١١/٣/٣١ يف امك ةيلاملا اهمئاوقو ةعباتلا تاكرشلل ةيكلملا قوقح صخلم :ًاسماخ</w:t>
       </w:r>
     </w:p>
     <w:p>
@@ -546,7 +546,7 @@
           <w:b w:val="0"/>
           <w:i w:val="0"/>
         </w:rPr>
-        <w:t>تاسعاً: أعمال المراجعة للشركات خلال فترة المحاسبة.</w:t>
+        <w:t>.ةبساحملا ةرتف لالخ تاكرشلل ةعجارملا لامعأ :ًاعسات</w:t>
       </w:r>
     </w:p>
     <w:p>
@@ -637,7 +637,7 @@
           <w:b w:val="0"/>
           <w:i w:val="0"/>
         </w:rPr>
-        <w:t>التعديل بالتجاوزات.</w:t>
+        <w:t>.تازواجتلاب ليدعتلا</w:t>
       </w:r>
     </w:p>
     <w:p>
@@ -676,20 +676,20 @@
           <w:b w:val="0"/>
           <w:i w:val="0"/>
         </w:rPr>
-        <w:t>الملكية</w:t>
-      </w:r>
-    </w:p>
-    <w:p>
-      <w:pPr>
-        <w:jc w:val="right"/>
-        <w:bidi/>
-      </w:pPr>
-      <w:r>
-        <w:rPr>
-          <w:b w:val="0"/>
-          <w:i w:val="0"/>
-        </w:rPr>
-        <w:t>الشركات التابعة</w:t>
+        <w:t>ةيكلملا</w:t>
+      </w:r>
+    </w:p>
+    <w:p>
+      <w:pPr>
+        <w:jc w:val="right"/>
+        <w:bidi/>
+      </w:pPr>
+      <w:r>
+        <w:rPr>
+          <w:b w:val="0"/>
+          <w:i w:val="0"/>
+        </w:rPr>
+        <w:t>ةعباتلا تاكرشلا</w:t>
       </w:r>
     </w:p>
     <w:p>
@@ -715,7 +715,7 @@
           <w:b w:val="0"/>
           <w:i w:val="0"/>
         </w:rPr>
-        <w:t>المجموع</w:t>
+        <w:t>عومجملا</w:t>
       </w:r>
     </w:p>
     <w:p>
@@ -754,20 +754,20 @@
           <w:b w:val="0"/>
           <w:i w:val="0"/>
         </w:rPr>
-        <w:t>1 - شركة الضيافة للأعمال العقارية</w:t>
-      </w:r>
-    </w:p>
-    <w:p>
-      <w:pPr>
-        <w:jc w:val="right"/>
-        <w:bidi/>
-      </w:pPr>
-      <w:r>
-        <w:rPr>
-          <w:b w:val="0"/>
-          <w:i w:val="0"/>
-        </w:rPr>
-        <w:t>۲ - شركة مصنع الحلويات والطحينة الوطني</w:t>
+        <w:t>ةيراقعلا لامعألل ةفايضلا ةكرش - 1</w:t>
+      </w:r>
+    </w:p>
+    <w:p>
+      <w:pPr>
+        <w:jc w:val="right"/>
+        <w:bidi/>
+      </w:pPr>
+      <w:r>
+        <w:rPr>
+          <w:b w:val="0"/>
+          <w:i w:val="0"/>
+        </w:rPr>
+        <w:t>ينطولا ةنيحطلاو تايولحلا عنصم ةكرش - ۲</w:t>
       </w:r>
     </w:p>
     <w:p>
@@ -806,7 +806,7 @@
           <w:b w:val="0"/>
           <w:i w:val="0"/>
         </w:rPr>
-        <w:t>ه شركة أحمد زيني للكهرباء والتكييف</w:t>
+        <w:t>فييكتلاو ءابرهكلل ينيز دمحأ ةكرش ه</w:t>
       </w:r>
     </w:p>
     <w:p>
@@ -832,46 +832,46 @@
           <w:b w:val="0"/>
           <w:i w:val="0"/>
         </w:rPr>
-        <w:t>\- شركة أبار وزيني دايكن لتكييف الهواء</w:t>
-      </w:r>
-    </w:p>
-    <w:p>
-      <w:pPr>
-        <w:jc w:val="right"/>
-        <w:bidi/>
-      </w:pPr>
-      <w:r>
-        <w:rPr>
-          <w:b w:val="0"/>
-          <w:i w:val="0"/>
-        </w:rPr>
-        <w:t>الشركة الوطنية للإدارة والخدمات</w:t>
-      </w:r>
-    </w:p>
-    <w:p>
-      <w:pPr>
-        <w:jc w:val="right"/>
-        <w:bidi/>
-      </w:pPr>
-      <w:r>
-        <w:rPr>
-          <w:b w:val="0"/>
-          <w:i w:val="0"/>
-        </w:rPr>
-        <w:t>\- شركة الخميرة السعودية</w:t>
-      </w:r>
-    </w:p>
-    <w:p>
-      <w:pPr>
-        <w:jc w:val="right"/>
-        <w:bidi/>
-      </w:pPr>
-      <w:r>
-        <w:rPr>
-          <w:b w:val="0"/>
-          <w:i w:val="0"/>
-        </w:rPr>
-        <w:t>١٠- شركة كورتينا للصناعات الغذائية</w:t>
+        <w:t>ءاوهلا فييكتل نكياد ينيزو رابأ ةكرش -\</w:t>
+      </w:r>
+    </w:p>
+    <w:p>
+      <w:pPr>
+        <w:jc w:val="right"/>
+        <w:bidi/>
+      </w:pPr>
+      <w:r>
+        <w:rPr>
+          <w:b w:val="0"/>
+          <w:i w:val="0"/>
+        </w:rPr>
+        <w:t>تامدخلاو ةرادإلل ةينطولا ةكرشلا</w:t>
+      </w:r>
+    </w:p>
+    <w:p>
+      <w:pPr>
+        <w:jc w:val="right"/>
+        <w:bidi/>
+      </w:pPr>
+      <w:r>
+        <w:rPr>
+          <w:b w:val="0"/>
+          <w:i w:val="0"/>
+        </w:rPr>
+        <w:t>ةيدوعسلا ةريمخلا ةكرش -\</w:t>
+      </w:r>
+    </w:p>
+    <w:p>
+      <w:pPr>
+        <w:jc w:val="right"/>
+        <w:bidi/>
+      </w:pPr>
+      <w:r>
+        <w:rPr>
+          <w:b w:val="0"/>
+          <w:i w:val="0"/>
+        </w:rPr>
+        <w:t>ةيئاذغلا تاعانصلل انيتروك ةكرش ١٠-</w:t>
       </w:r>
     </w:p>
     <w:p>
@@ -1274,7 +1274,7 @@
           <w:b w:val="0"/>
           <w:i w:val="0"/>
         </w:rPr>
-        <w:t>تقرير خبرة فيما يتعلق بالقضيتين رقم ٢/٥٧٩٨ ق لعام ١٤٣١هـ ورقم ٢/١٣٧٥/ق لعام ١٤٣٢هـ المدينة / الدولة: جدة - المملكة العربية السعودية</w:t>
+        <w:t>ةيدوعسلا ةيبرعلا ةكلمملا - ةدج :ةلودلا / ةنيدملا ـه١٤٣٢ ماعل ق٢/١٣٧٥/ مقرو ـه١٤٣١ ماعل ق ٢/٥٧٩٨ مقر نيتيضقلاب قلعتي اميف ةربخ ريرقت</w:t>
       </w:r>
     </w:p>
     <w:p>
@@ -1313,7 +1313,7 @@
           <w:b w:val="0"/>
           <w:i w:val="0"/>
         </w:rPr>
-        <w:t>تقرير خبرة ( المرحلة الاولى )</w:t>
+        <w:t>( ىلوالا ةلحرملا ) ةربخ ريرقت</w:t>
       </w:r>
     </w:p>
     <w:p>
@@ -1378,20 +1378,20 @@
           <w:b w:val="0"/>
           <w:i w:val="0"/>
         </w:rPr>
-        <w:t>شركة أوزكو المحدودة (أسامة أحمد عباس زيني)</w:t>
-      </w:r>
-    </w:p>
-    <w:p>
-      <w:pPr>
-        <w:jc w:val="right"/>
-        <w:bidi/>
-      </w:pPr>
-      <w:r>
-        <w:rPr>
-          <w:b w:val="0"/>
-          <w:i w:val="0"/>
-        </w:rPr>
-        <w:t>نسبة الملكية</w:t>
+        <w:t>(ينيز سابع دمحأ ةماسأ) ةدودحملا وكزوأ ةكرش</w:t>
+      </w:r>
+    </w:p>
+    <w:p>
+      <w:pPr>
+        <w:jc w:val="right"/>
+        <w:bidi/>
+      </w:pPr>
+      <w:r>
+        <w:rPr>
+          <w:b w:val="0"/>
+          <w:i w:val="0"/>
+        </w:rPr>
+        <w:t>ةيكلملا ةبسن</w:t>
       </w:r>
     </w:p>
     <w:p>
@@ -1482,7 +1482,7 @@
           <w:b w:val="0"/>
           <w:i w:val="0"/>
         </w:rPr>
-        <w:t>المجموع</w:t>
+        <w:t>عومجملا</w:t>
       </w:r>
     </w:p>
     <w:p>
@@ -1560,7 +1560,7 @@
           <w:b w:val="0"/>
           <w:i w:val="0"/>
         </w:rPr>
-        <w:t>نسبة الملكية</w:t>
+        <w:t>ةيكلملا ةبسن</w:t>
       </w:r>
     </w:p>
     <w:p>
@@ -1612,7 +1612,7 @@
           <w:b w:val="0"/>
           <w:i w:val="0"/>
         </w:rPr>
-        <w:t>المجموع</w:t>
+        <w:t>عومجملا</w:t>
       </w:r>
     </w:p>
     <w:p>
@@ -1690,7 +1690,7 @@
           <w:b w:val="0"/>
           <w:i w:val="0"/>
         </w:rPr>
-        <w:t>تقرير خبرة فيما يتعلق بالقضيتين رقم ٢/٥٧٩٨/ ق لعام ١٤٣١هـ ورقم ٢/١٣٧٥/ق العام ١٤٣٢هـ المدينة / الدولة : جدة - المملكة العربية السعودية</w:t>
+        <w:t>ةيدوعسلا ةيبرعلا ةكلمملا - ةدج : ةلودلا / ةنيدملا ـه١٤٣٢ ماعلا ق٢/١٣٧٥/ مقرو ـه١٤٣١ ماعل ق ٢/٥٧٩٨/ مقر نيتيضقلاب قلعتي اميف ةربخ ريرقت</w:t>
       </w:r>
     </w:p>
     <w:p>
@@ -1729,7 +1729,7 @@
           <w:b w:val="0"/>
           <w:i w:val="0"/>
         </w:rPr>
-        <w:t>تقرير خبرة ( المرحلة الأولى )</w:t>
+        <w:t>( ىلوألا ةلحرملا ) ةربخ ريرقت</w:t>
       </w:r>
     </w:p>
     <w:p>
@@ -1755,7 +1755,7 @@
           <w:b w:val="0"/>
           <w:i w:val="0"/>
         </w:rPr>
-        <w:t>الأغراض اعداد القوائم المالية كما بتاريخ احتساب حقوق الشركاء الدفترية فقد تم اعتماد تاریخ ۳۱ مارس ٢٠١١م للشركات التي تستخدم التقويم الميلادي لسنتها المالية وتم اعتباره مساوياً لتاريخ ١٤٣٢/٤/٣٠هـ والذي تم اعتماده للشركات التي تستخدم التقويم الهجري لسنتها المالية.</w:t>
+        <w:t>.ةيلاملا اهتنسل يرجهلا ميوقتلا مدختست يتلا تاكرشلل هدامتعا مت يذلاو ـه١٤٣٢/٤/٣٠ خيراتل ًايواسم هرابتعا متو ةيلاملا اهتنسل يداليملا ميوقتلا مدختست يتلا تاكرشلل م٢٠١١ سرام ۱۳ خیرات دامتعا مت دقف ةيرتفدلا ءاكرشلا قوقح باستحا خيراتب امك ةيلاملا مئاوقلا دادعا ضارغألا</w:t>
       </w:r>
     </w:p>
     <w:p>
@@ -1794,7 +1794,7 @@
           <w:b w:val="0"/>
           <w:i w:val="0"/>
         </w:rPr>
-        <w:t>المدينة / الدولة: جدة - المملكة العربية السعودية</w:t>
+        <w:t>ةيدوعسلا ةيبرعلا ةكلمملا - ةدج :ةلودلا / ةنيدملا</w:t>
       </w:r>
     </w:p>
     <w:p>
@@ -1820,33 +1820,33 @@
           <w:b w:val="0"/>
           <w:i w:val="0"/>
         </w:rPr>
-        <w:t>تقرير خبرة ( المرحلة الأولى )</w:t>
-      </w:r>
-    </w:p>
-    <w:p>
-      <w:pPr>
-        <w:jc w:val="right"/>
-        <w:bidi/>
-      </w:pPr>
-      <w:r>
-        <w:rPr>
-          <w:b w:val="0"/>
-          <w:i w:val="0"/>
-        </w:rPr>
-        <w:t>ثانياً : صافي الحقوق الدفترية المعدلة للشركاء</w:t>
-      </w:r>
-    </w:p>
-    <w:p>
-      <w:pPr>
-        <w:jc w:val="right"/>
-        <w:bidi/>
-      </w:pPr>
-      <w:r>
-        <w:rPr>
-          <w:b w:val="0"/>
-          <w:i w:val="0"/>
-        </w:rPr>
-        <w:t>ثانياً : صافي الحقوق الدفترية المعدلة للشركاء</w:t>
+        <w:t>( ىلوألا ةلحرملا ) ةربخ ريرقت</w:t>
+      </w:r>
+    </w:p>
+    <w:p>
+      <w:pPr>
+        <w:jc w:val="right"/>
+        <w:bidi/>
+      </w:pPr>
+      <w:r>
+        <w:rPr>
+          <w:b w:val="0"/>
+          <w:i w:val="0"/>
+        </w:rPr>
+        <w:t>ءاكرشلل ةلدعملا ةيرتفدلا قوقحلا يفاص : ًايناث</w:t>
+      </w:r>
+    </w:p>
+    <w:p>
+      <w:pPr>
+        <w:jc w:val="right"/>
+        <w:bidi/>
+      </w:pPr>
+      <w:r>
+        <w:rPr>
+          <w:b w:val="0"/>
+          <w:i w:val="0"/>
+        </w:rPr>
+        <w:t>ءاكرشلل ةلدعملا ةيرتفدلا قوقحلا يفاص : ًايناث</w:t>
       </w:r>
     </w:p>
     <w:p>
@@ -1898,7 +1898,7 @@
           <w:b w:val="0"/>
           <w:i w:val="0"/>
         </w:rPr>
-        <w:t>شركة أوزكو المحدودة (أسامة أحمد</w:t>
+        <w:t>دمحأ ةماسأ) ةدودحملا وكزوأ ةكرش</w:t>
       </w:r>
     </w:p>
     <w:p>
@@ -2041,7 +2041,7 @@
           <w:b w:val="0"/>
           <w:i w:val="0"/>
         </w:rPr>
-        <w:t>المجموع</w:t>
+        <w:t>عومجملا</w:t>
       </w:r>
     </w:p>
     <w:p>
@@ -2301,20 +2301,20 @@
           <w:b w:val="0"/>
           <w:i w:val="0"/>
         </w:rPr>
-        <w:t>تقرير خبرة فيما يتعلق بالقضيتين رقم ٢/٥٧٩٨/ ق لعام ١٤٣١ هـ ورقم ٢/١٣٧٥/ ق لعام ١٤٣٢هـ المدينة / الدولة جدة - المملكة العربية السعودية</w:t>
-      </w:r>
-    </w:p>
-    <w:p>
-      <w:pPr>
-        <w:jc w:val="right"/>
-        <w:bidi/>
-      </w:pPr>
-      <w:r>
-        <w:rPr>
-          <w:b w:val="0"/>
-          <w:i w:val="0"/>
-        </w:rPr>
-        <w:t>تقرير خبرة ( المرحلة الاولى )</w:t>
+        <w:t>ةيدوعسلا ةيبرعلا ةكلمملا - ةدج ةلودلا / ةنيدملا ـه١٤٣٢ ماعل ق ٢/١٣٧٥/ مقرو ـه ١٤٣١ ماعل ق ٢/٥٧٩٨/ مقر نيتيضقلاب قلعتي اميف ةربخ ريرقت</w:t>
+      </w:r>
+    </w:p>
+    <w:p>
+      <w:pPr>
+        <w:jc w:val="right"/>
+        <w:bidi/>
+      </w:pPr>
+      <w:r>
+        <w:rPr>
+          <w:b w:val="0"/>
+          <w:i w:val="0"/>
+        </w:rPr>
+        <w:t>( ىلوالا ةلحرملا ) ةربخ ريرقت</w:t>
       </w:r>
     </w:p>
     <w:p>
@@ -2340,7 +2340,7 @@
           <w:b w:val="0"/>
           <w:i w:val="0"/>
         </w:rPr>
-        <w:t>الصفحة )</w:t>
+        <w:t>( ةحفصلا</w:t>
       </w:r>
     </w:p>
     <w:p>
@@ -2379,7 +2379,7 @@
           <w:b w:val="0"/>
           <w:i w:val="0"/>
         </w:rPr>
-        <w:t>إجمالي حقوق الشركاء - حسب القوائم المالية المعدلة المرفقة</w:t>
+        <w:t>ةقفرملا ةلدعملا ةيلاملا مئاوقلا بسح - ءاكرشلا قوقح يلامجإ</w:t>
       </w:r>
     </w:p>
     <w:p>
@@ -2418,7 +2418,7 @@
           <w:b w:val="0"/>
           <w:i w:val="0"/>
         </w:rPr>
-        <w:t>شركة أوزكو المحدودة (أسامة أحمد زيني)</w:t>
+        <w:t>(ينيز دمحأ ةماسأ) ةدودحملا وكزوأ ةكرش</w:t>
       </w:r>
     </w:p>
     <w:p>
@@ -2470,7 +2470,7 @@
           <w:b w:val="0"/>
           <w:i w:val="0"/>
         </w:rPr>
-        <w:t>المجموع</w:t>
+        <w:t>عومجملا</w:t>
       </w:r>
     </w:p>
     <w:p>
@@ -2496,7 +2496,7 @@
           <w:b w:val="0"/>
           <w:i w:val="0"/>
         </w:rPr>
-        <w:t>الش</w:t>
+        <w:t>شلا</w:t>
       </w:r>
     </w:p>
     <w:p>
@@ -2535,7 +2535,7 @@
           <w:b w:val="0"/>
           <w:i w:val="0"/>
         </w:rPr>
-        <w:t>شركة أوزكو المحدودة (أسامة أحمد</w:t>
+        <w:t>دمحأ ةماسأ) ةدودحملا وكزوأ ةكرش</w:t>
       </w:r>
     </w:p>
     <w:p>
@@ -2626,7 +2626,7 @@
           <w:b w:val="0"/>
           <w:i w:val="0"/>
         </w:rPr>
-        <w:t>النسبة المئوية</w:t>
+        <w:t>ةيوئملا ةبسنلا</w:t>
       </w:r>
     </w:p>
     <w:p>
@@ -2821,20 +2821,20 @@
           <w:b w:val="0"/>
           <w:i w:val="0"/>
         </w:rPr>
-        <w:t>إجمالي الحقوق</w:t>
-      </w:r>
-    </w:p>
-    <w:p>
-      <w:pPr>
-        <w:jc w:val="right"/>
-        <w:bidi/>
-      </w:pPr>
-      <w:r>
-        <w:rPr>
-          <w:b w:val="0"/>
-          <w:i w:val="0"/>
-        </w:rPr>
-        <w:t>الحساب الجاري</w:t>
+        <w:t>قوقحلا يلامجإ</w:t>
+      </w:r>
+    </w:p>
+    <w:p>
+      <w:pPr>
+        <w:jc w:val="right"/>
+        <w:bidi/>
+      </w:pPr>
+      <w:r>
+        <w:rPr>
+          <w:b w:val="0"/>
+          <w:i w:val="0"/>
+        </w:rPr>
+        <w:t>يراجلا باسحلا</w:t>
       </w:r>
     </w:p>
     <w:p>
@@ -3146,20 +3146,20 @@
           <w:b w:val="0"/>
           <w:i w:val="0"/>
         </w:rPr>
-        <w:t>\- الحساب الجاري للشركاء من واقع القوائم المالية المرفقة.</w:t>
-      </w:r>
-    </w:p>
-    <w:p>
-      <w:pPr>
-        <w:jc w:val="right"/>
-        <w:bidi/>
-      </w:pPr>
-      <w:r>
-        <w:rPr>
-          <w:b w:val="0"/>
-          <w:i w:val="0"/>
-        </w:rPr>
-        <w:t>تقرير خبرة فيما يتعلق بالقضيتين رقم ٢/٥٧٩٨ / ق لعام ١٤٣١هـ ورقم ٢/١٣٧٥/ق لعام ١٤٣٢هـ المدينة / الدولة: جدة - المملكة العربية السعودية</w:t>
+        <w:t>.ةقفرملا ةيلاملا مئاوقلا عقاو نم ءاكرشلل يراجلا باسحلا -\</w:t>
+      </w:r>
+    </w:p>
+    <w:p>
+      <w:pPr>
+        <w:jc w:val="right"/>
+        <w:bidi/>
+      </w:pPr>
+      <w:r>
+        <w:rPr>
+          <w:b w:val="0"/>
+          <w:i w:val="0"/>
+        </w:rPr>
+        <w:t>ةيدوعسلا ةيبرعلا ةكلمملا - ةدج :ةلودلا / ةنيدملا ـه١٤٣٢ ماعل ق٢/١٣٧٥/ مقرو ـه١٤٣١ ماعل ق / ٢/٥٧٩٨ مقر نيتيضقلاب قلعتي اميف ةربخ ريرقت</w:t>
       </w:r>
     </w:p>
     <w:p>
@@ -3211,7 +3211,7 @@
           <w:b w:val="0"/>
           <w:i w:val="0"/>
         </w:rPr>
-        <w:t>تقرير خبرة ( المرحلة الأولى )</w:t>
+        <w:t>( ىلوألا ةلحرملا ) ةربخ ريرقت</w:t>
       </w:r>
     </w:p>
     <w:p>
@@ -3237,7 +3237,7 @@
           <w:b w:val="0"/>
           <w:i w:val="0"/>
         </w:rPr>
-        <w:t>إجمالي حقوق الشركاء</w:t>
+        <w:t>ءاكرشلا قوقح يلامجإ</w:t>
       </w:r>
     </w:p>
     <w:p>
@@ -3276,7 +3276,7 @@
           <w:b w:val="0"/>
           <w:i w:val="0"/>
         </w:rPr>
-        <w:t>أسامة أحمد زيني المجموع</w:t>
+        <w:t>عومجملا ينيز دمحأ ةماسأ</w:t>
       </w:r>
     </w:p>
     <w:p>
@@ -3341,7 +3341,7 @@
           <w:b w:val="0"/>
           <w:i w:val="0"/>
         </w:rPr>
-        <w:t>المجموع</w:t>
+        <w:t>عومجملا</w:t>
       </w:r>
     </w:p>
     <w:p>
@@ -3367,7 +3367,7 @@
           <w:b w:val="0"/>
           <w:i w:val="0"/>
         </w:rPr>
-        <w:t>النسبة المئوية</w:t>
+        <w:t>ةيوئملا ةبسنلا</w:t>
       </w:r>
     </w:p>
     <w:p>
@@ -3458,20 +3458,20 @@
           <w:b w:val="0"/>
           <w:i w:val="0"/>
         </w:rPr>
-        <w:t>إجمالي الحقوق</w:t>
-      </w:r>
-    </w:p>
-    <w:p>
-      <w:pPr>
-        <w:jc w:val="right"/>
-        <w:bidi/>
-      </w:pPr>
-      <w:r>
-        <w:rPr>
-          <w:b w:val="0"/>
-          <w:i w:val="0"/>
-        </w:rPr>
-        <w:t>الحساب الجاري</w:t>
+        <w:t>قوقحلا يلامجإ</w:t>
+      </w:r>
+    </w:p>
+    <w:p>
+      <w:pPr>
+        <w:jc w:val="right"/>
+        <w:bidi/>
+      </w:pPr>
+      <w:r>
+        <w:rPr>
+          <w:b w:val="0"/>
+          <w:i w:val="0"/>
+        </w:rPr>
+        <w:t>يراجلا باسحلا</w:t>
       </w:r>
     </w:p>
     <w:p>
@@ -3679,7 +3679,7 @@
           <w:b w:val="0"/>
           <w:i w:val="0"/>
         </w:rPr>
-        <w:t>المدينة / الدولة: جدة - المملكة العربية السعودية</w:t>
+        <w:t>ةيدوعسلا ةيبرعلا ةكلمملا - ةدج :ةلودلا / ةنيدملا</w:t>
       </w:r>
     </w:p>
     <w:p>
@@ -3718,7 +3718,7 @@
           <w:b w:val="0"/>
           <w:i w:val="0"/>
         </w:rPr>
-        <w:t>تقرير خبرة ( المرحلة الأولى )</w:t>
+        <w:t>( ىلوألا ةلحرملا ) ةربخ ريرقت</w:t>
       </w:r>
     </w:p>
     <w:p>
@@ -3783,20 +3783,20 @@
           <w:b w:val="0"/>
           <w:i w:val="0"/>
         </w:rPr>
-        <w:t>الرصيد الموزع</w:t>
-      </w:r>
-    </w:p>
-    <w:p>
-      <w:pPr>
-        <w:jc w:val="right"/>
-        <w:bidi/>
-      </w:pPr>
-      <w:r>
-        <w:rPr>
-          <w:b w:val="0"/>
-          <w:i w:val="0"/>
-        </w:rPr>
-        <w:t>شركة أوزكو المحدودة ( \* )</w:t>
+        <w:t>عزوملا ديصرلا</w:t>
+      </w:r>
+    </w:p>
+    <w:p>
+      <w:pPr>
+        <w:jc w:val="right"/>
+        <w:bidi/>
+      </w:pPr>
+      <w:r>
+        <w:rPr>
+          <w:b w:val="0"/>
+          <w:i w:val="0"/>
+        </w:rPr>
+        <w:t>( *\ ) ةدودحملا وكزوأ ةكرش</w:t>
       </w:r>
     </w:p>
     <w:p>
@@ -3887,7 +3887,7 @@
           <w:b w:val="0"/>
           <w:i w:val="0"/>
         </w:rPr>
-        <w:t>الشريك أسامة أحمد زيني ( \* )</w:t>
+        <w:t>( *\ ) ينيز دمحأ ةماسأ كيرشلا</w:t>
       </w:r>
     </w:p>
     <w:p>
@@ -3926,7 +3926,7 @@
           <w:b w:val="0"/>
           <w:i w:val="0"/>
         </w:rPr>
-        <w:t>المجموع</w:t>
+        <w:t>عومجملا</w:t>
       </w:r>
     </w:p>
     <w:p>
@@ -3952,20 +3952,20 @@
           <w:b w:val="0"/>
           <w:i w:val="0"/>
         </w:rPr>
-        <w:t>الإجمالي</w:t>
-      </w:r>
-    </w:p>
-    <w:p>
-      <w:pPr>
-        <w:jc w:val="right"/>
-        <w:bidi/>
-      </w:pPr>
-      <w:r>
-        <w:rPr>
-          <w:b w:val="0"/>
-          <w:i w:val="0"/>
-        </w:rPr>
-        <w:t>نسبة الملكية</w:t>
+        <w:t>يلامجإلا</w:t>
+      </w:r>
+    </w:p>
+    <w:p>
+      <w:pPr>
+        <w:jc w:val="right"/>
+        <w:bidi/>
+      </w:pPr>
+      <w:r>
+        <w:rPr>
+          <w:b w:val="0"/>
+          <w:i w:val="0"/>
+        </w:rPr>
+        <w:t>ةيكلملا ةبسن</w:t>
       </w:r>
     </w:p>
     <w:p>
@@ -3991,7 +3991,7 @@
           <w:b w:val="0"/>
           <w:i w:val="0"/>
         </w:rPr>
-        <w:t>المرحلة الأولى</w:t>
+        <w:t>ىلوألا ةلحرملا</w:t>
       </w:r>
     </w:p>
     <w:p>
@@ -4030,7 +4030,7 @@
           <w:b w:val="0"/>
           <w:i w:val="0"/>
         </w:rPr>
-        <w:t>المرحلة الثانية المرحلة الثالثة</w:t>
+        <w:t>ةثلاثلا ةلحرملا ةيناثلا ةلحرملا</w:t>
       </w:r>
     </w:p>
     <w:p>
@@ -4641,7 +4641,7 @@
           <w:b w:val="0"/>
           <w:i w:val="0"/>
         </w:rPr>
-        <w:t>( ) تعتبر حصة لطرف واحد فقط هو الشريك شركة أوزكو المحدودة (أسامة أحمد زيني) ويبلغ مجموعها</w:t>
+        <w:t>اهعومجم غلبيو (ينيز دمحأ ةماسأ) ةدودحملا وكزوأ ةكرش كيرشلا وه طقف دحاو فرطل ةصح ربتعت ( )</w:t>
       </w:r>
     </w:p>
     <w:p>
@@ -4680,7 +4680,7 @@
           <w:b w:val="0"/>
           <w:i w:val="0"/>
         </w:rPr>
-        <w:t>المدينة / الدولة جدة - المملكة العربية السعودية</w:t>
+        <w:t>ةيدوعسلا ةيبرعلا ةكلمملا - ةدج ةلودلا / ةنيدملا</w:t>
       </w:r>
     </w:p>
     <w:p>
@@ -4732,7 +4732,7 @@
           <w:b w:val="0"/>
           <w:i w:val="0"/>
         </w:rPr>
-        <w:t>تقرير خبرة ( المرحلة الأولى )</w:t>
+        <w:t>( ىلوألا ةلحرملا ) ةربخ ريرقت</w:t>
       </w:r>
     </w:p>
     <w:p>
@@ -4784,7 +4784,7 @@
           <w:b w:val="0"/>
           <w:i w:val="0"/>
         </w:rPr>
-        <w:t>شركة أوزكو المحدودة (أسامة أحمد زيني)</w:t>
+        <w:t>(ينيز دمحأ ةماسأ) ةدودحملا وكزوأ ةكرش</w:t>
       </w:r>
     </w:p>
     <w:p>
@@ -4901,7 +4901,7 @@
           <w:b w:val="0"/>
           <w:i w:val="0"/>
         </w:rPr>
-        <w:t>المجموع</w:t>
+        <w:t>عومجملا</w:t>
       </w:r>
     </w:p>
     <w:p>
@@ -4992,7 +4992,7 @@
           <w:b w:val="0"/>
           <w:i w:val="0"/>
         </w:rPr>
-        <w:t>المدينة / الدولة: جدة - المملكة العربية السعودية</w:t>
+        <w:t>ةيدوعسلا ةيبرعلا ةكلمملا - ةدج :ةلودلا / ةنيدملا</w:t>
       </w:r>
     </w:p>
     <w:p>
@@ -5031,7 +5031,7 @@
           <w:b w:val="0"/>
           <w:i w:val="0"/>
         </w:rPr>
-        <w:t>تقرير خبرة ( المرحلة الأولى )</w:t>
+        <w:t>( ىلوألا ةلحرملا ) ةربخ ريرقت</w:t>
       </w:r>
     </w:p>
     <w:sectPr>

--- a/zaini_case_audit_output/outputs/word/documents/008_تقرير خبرة (المرحلة الأولى) صادر عن مكتب _طلال أبو غزالة وشركاه_ مؤرخ 27_6_2011م.docx
+++ b/zaini_case_audit_output/outputs/word/documents/008_تقرير خبرة (المرحلة الأولى) صادر عن مكتب _طلال أبو غزالة وشركاه_ مؤرخ 27_6_2011م.docx
@@ -663,7 +663,7 @@
           <w:b w:val="0"/>
           <w:i w:val="0"/>
         </w:rPr>
-        <w:t>إن ملكية مجموعة الشركات محل الدعوى تعود لشركة أحمد أحمد زيني وأولاده وشركة أحمد زيني التجارية بالإضافة إلى ملكية أطراف أخرى (حقوق أقلية) كما يلي :-</w:t>
+        <w:t>إن ملكية مجموعة الشركات محل الدعوى تعود لشركة أحمد زيني وأولاده وشركة أحمد زيني التجارية بالإضافة إلى ملكية أطراف أخرى (حقوق أقلية) كما يلي :-</w:t>
       </w:r>
     </w:p>
     <w:p>

--- a/zaini_case_audit_output/outputs/word/documents/008_تقرير خبرة (المرحلة الأولى) صادر عن مكتب _طلال أبو غزالة وشركاه_ مؤرخ 27_6_2011م.docx
+++ b/zaini_case_audit_output/outputs/word/documents/008_تقرير خبرة (المرحلة الأولى) صادر عن مكتب _طلال أبو غزالة وشركاه_ مؤرخ 27_6_2011م.docx
@@ -260,7 +260,7 @@
           <w:b w:val="0"/>
           <w:i w:val="0"/>
         </w:rPr>
-        <w:t>ةيدوعسلا ةيبرعلا ةكلمملا - ةدج</w:t>
+        <w:t>جدة - المملكة العربية السعودية</w:t>
       </w:r>
     </w:p>
     <w:p>
@@ -845,20 +845,20 @@
           <w:b w:val="0"/>
           <w:i w:val="0"/>
         </w:rPr>
-        <w:t>تامدخلاو ةرادإلل ةينطولا ةكرشلا</w:t>
-      </w:r>
-    </w:p>
-    <w:p>
-      <w:pPr>
-        <w:jc w:val="right"/>
-        <w:bidi/>
-      </w:pPr>
-      <w:r>
-        <w:rPr>
-          <w:b w:val="0"/>
-          <w:i w:val="0"/>
-        </w:rPr>
-        <w:t>ةيدوعسلا ةريمخلا ةكرش -\</w:t>
+        <w:t>الشركة الوطنية للإدارة والخدمات</w:t>
+      </w:r>
+    </w:p>
+    <w:p>
+      <w:pPr>
+        <w:jc w:val="right"/>
+        <w:bidi/>
+      </w:pPr>
+      <w:r>
+        <w:rPr>
+          <w:b w:val="0"/>
+          <w:i w:val="0"/>
+        </w:rPr>
+        <w:t>\- شركة الخميرة السعودية</w:t>
       </w:r>
     </w:p>
     <w:p>
@@ -1274,7 +1274,7 @@
           <w:b w:val="0"/>
           <w:i w:val="0"/>
         </w:rPr>
-        <w:t>ةيدوعسلا ةيبرعلا ةكلمملا - ةدج :ةلودلا / ةنيدملا ـه١٤٣٢ ماعل ق٢/١٣٧٥/ مقرو ـه١٤٣١ ماعل ق ٢/٥٧٩٨ مقر نيتيضقلاب قلعتي اميف ةربخ ريرقت</w:t>
+        <w:t>تقرير خبرة فيما يتعلق بالقضيتين رقم ٢/٥٧٩٨ ق لعام ١٤٣١هـ ورقم ٢/١٣٧٥/ق لعام ١٤٣٢هـ المدينة / الدولة: جدة - المملكة العربية السعودية</w:t>
       </w:r>
     </w:p>
     <w:p>
@@ -2301,7 +2301,7 @@
           <w:b w:val="0"/>
           <w:i w:val="0"/>
         </w:rPr>
-        <w:t>ةيدوعسلا ةيبرعلا ةكلمملا - ةدج ةلودلا / ةنيدملا ـه١٤٣٢ ماعل ق ٢/١٣٧٥/ مقرو ـه ١٤٣١ ماعل ق ٢/٥٧٩٨/ مقر نيتيضقلاب قلعتي اميف ةربخ ريرقت</w:t>
+        <w:t>تقرير خبرة فيما يتعلق بالقضيتين رقم ٢/٥٧٩٨/ ق لعام ١٤٣١ هـ ورقم ٢/١٣٧٥/ ق لعام ١٤٣٢هـ المدينة / الدولة جدة - المملكة العربية السعودية</w:t>
       </w:r>
     </w:p>
     <w:p>
@@ -2340,7 +2340,7 @@
           <w:b w:val="0"/>
           <w:i w:val="0"/>
         </w:rPr>
-        <w:t>( ةحفصلا</w:t>
+        <w:t>الصفحة )</w:t>
       </w:r>
     </w:p>
     <w:p>
@@ -3159,7 +3159,7 @@
           <w:b w:val="0"/>
           <w:i w:val="0"/>
         </w:rPr>
-        <w:t>ةيدوعسلا ةيبرعلا ةكلمملا - ةدج :ةلودلا / ةنيدملا ـه١٤٣٢ ماعل ق٢/١٣٧٥/ مقرو ـه١٤٣١ ماعل ق / ٢/٥٧٩٨ مقر نيتيضقلاب قلعتي اميف ةربخ ريرقت</w:t>
+        <w:t>تقرير خبرة فيما يتعلق بالقضيتين رقم ٢/٥٧٩٨ / ق لعام ١٤٣١هـ ورقم ٢/١٣٧٥/ق لعام ١٤٣٢هـ المدينة / الدولة: جدة - المملكة العربية السعودية</w:t>
       </w:r>
     </w:p>
     <w:p>

--- a/zaini_case_audit_output/outputs/word/documents/008_تقرير خبرة (المرحلة الأولى) صادر عن مكتب _طلال أبو غزالة وشركاه_ مؤرخ 27_6_2011م.docx
+++ b/zaini_case_audit_output/outputs/word/documents/008_تقرير خبرة (المرحلة الأولى) صادر عن مكتب _طلال أبو غزالة وشركاه_ مؤرخ 27_6_2011م.docx
@@ -286,7 +286,7 @@
           <w:b w:val="0"/>
           <w:i w:val="0"/>
         </w:rPr>
-        <w:t>نيمرتحملا</w:t>
+        <w:t>المحترمين</w:t>
       </w:r>
     </w:p>
     <w:p>

--- a/zaini_case_audit_output/outputs/word/documents/008_تقرير خبرة (المرحلة الأولى) صادر عن مكتب _طلال أبو غزالة وشركاه_ مؤرخ 27_6_2011م.docx
+++ b/zaini_case_audit_output/outputs/word/documents/008_تقرير خبرة (المرحلة الأولى) صادر عن مكتب _طلال أبو غزالة وشركاه_ مؤرخ 27_6_2011م.docx
@@ -91,7 +91,7 @@
           <w:b w:val="0"/>
           <w:i w:val="0"/>
         </w:rPr>
-        <w:t>ـلوألا ةلحرملا</w:t>
+        <w:t>المرحلة الأولـ</w:t>
       </w:r>
     </w:p>
     <w:p>
@@ -130,20 +130,20 @@
           <w:b w:val="0"/>
           <w:i w:val="0"/>
         </w:rPr>
-        <w:t>ةدجب ةيرادإلا ةمكحملا يف رشع ةعباسلا ةرئادلا ىدل نيتروظنملاو ـه١٤٣٢ ماعل ق ٢/١٣٧٥/ مقرو ـه ١٤٣١ ماعل ق ٢/٥٧٩٨/ مقر نيتيضقلاب</w:t>
-      </w:r>
-    </w:p>
-    <w:p>
-      <w:pPr>
-        <w:jc w:val="right"/>
-        <w:bidi/>
-      </w:pPr>
-      <w:r>
-        <w:rPr>
-          <w:b w:val="0"/>
-          <w:i w:val="0"/>
-        </w:rPr>
-        <w:t>مئاقلا عازنلا صوصخب</w:t>
+        <w:t>بالقضيتين رقم ٢/٥٧٩٨/ ق لعام ١٤٣١ هـ ورقم ٢/١٣٧٥/ ق لعام ١٤٣٢هـ والمنظورتين لدى الدائرة السابعة عشر في المحكمة الإدارية بجدة</w:t>
+      </w:r>
+    </w:p>
+    <w:p>
+      <w:pPr>
+        <w:jc w:val="right"/>
+        <w:bidi/>
+      </w:pPr>
+      <w:r>
+        <w:rPr>
+          <w:b w:val="0"/>
+          <w:i w:val="0"/>
+        </w:rPr>
+        <w:t>بخصوص النزاع القائم</w:t>
       </w:r>
     </w:p>
     <w:p>
@@ -169,7 +169,7 @@
           <w:b w:val="0"/>
           <w:i w:val="0"/>
         </w:rPr>
-        <w:t>. هاكرشو هلازغوبأ لالط</w:t>
+        <w:t>طلال أبوغزاله وشركاه .</w:t>
       </w:r>
     </w:p>
     <w:p>
@@ -195,7 +195,7 @@
           <w:b w:val="0"/>
           <w:i w:val="0"/>
         </w:rPr>
-        <w:t>م٢٠١١ وينوي ٢٧ قفاوملا</w:t>
+        <w:t>الموافق ٢٧ يونيو ٢٠١١م</w:t>
       </w:r>
     </w:p>
     <w:p>
@@ -299,7 +299,7 @@
           <w:b w:val="0"/>
           <w:i w:val="0"/>
         </w:rPr>
-        <w:t>ةدجب ةيرادإلا ةمكحملا يف رشع ةعباسلا ةرئادلا ىدل نيتروظنملاو ـه١٤٣٢ ماعل ق ٢/١٣٧٥/ مقرو ـه١٤٣١ ماعل ق ٢/٥٧٩٨/ مقر نيتيضقلاب قلعتي اميف ( ىلوألا ةلحرملا) ةربخ ريرقت : عوضوملا</w:t>
+        <w:t>الموضوع : تقرير خبرة (المرحلة الأولى ) فيما يتعلق بالقضيتين رقم ٢/٥٧٩٨/ ق لعام ١٤٣١هـ ورقم ٢/١٣٧٥/ ق لعام ١٤٣٢هـ والمنظورتين لدى الدائرة السابعة عشر في المحكمة الإدارية بجدة</w:t>
       </w:r>
     </w:p>
     <w:p>
@@ -338,20 +338,20 @@
           <w:b w:val="0"/>
           <w:i w:val="0"/>
         </w:rPr>
-        <w:t>،، مارتحإلا قئاف لوبقب اولضفتو</w:t>
-      </w:r>
-    </w:p>
-    <w:p>
-      <w:pPr>
-        <w:jc w:val="right"/>
-        <w:bidi/>
-      </w:pPr>
-      <w:r>
-        <w:rPr>
-          <w:b w:val="0"/>
-          <w:i w:val="0"/>
-        </w:rPr>
-        <w:t>هاكرشو ةلازغوبأ لالط</w:t>
+        <w:t>وتفضلوا بقبول فائق الإحترام ،،</w:t>
+      </w:r>
+    </w:p>
+    <w:p>
+      <w:pPr>
+        <w:jc w:val="right"/>
+        <w:bidi/>
+      </w:pPr>
+      <w:r>
+        <w:rPr>
+          <w:b w:val="0"/>
+          <w:i w:val="0"/>
+        </w:rPr>
+        <w:t>طلال أبوغزالة وشركاه</w:t>
       </w:r>
     </w:p>
     <w:p>
@@ -390,20 +390,20 @@
           <w:b w:val="0"/>
           <w:i w:val="0"/>
         </w:rPr>
-        <w:t>سرهفلا</w:t>
-      </w:r>
-    </w:p>
-    <w:p>
-      <w:pPr>
-        <w:jc w:val="right"/>
-        <w:bidi/>
-      </w:pPr>
-      <w:r>
-        <w:rPr>
-          <w:b w:val="0"/>
-          <w:i w:val="0"/>
-        </w:rPr>
-        <w:t>ءاكرشلل ةلدعملا ةيرتفدلا قوقحلا يفاص :ايناث</w:t>
+        <w:t>الفهرس</w:t>
+      </w:r>
+    </w:p>
+    <w:p>
+      <w:pPr>
+        <w:jc w:val="right"/>
+        <w:bidi/>
+      </w:pPr>
+      <w:r>
+        <w:rPr>
+          <w:b w:val="0"/>
+          <w:i w:val="0"/>
+        </w:rPr>
+        <w:t>ثانيا: صافي الحقوق الدفترية المعدلة للشركاء</w:t>
       </w:r>
     </w:p>
     <w:p>
@@ -429,7 +429,7 @@
           <w:b w:val="0"/>
           <w:i w:val="0"/>
         </w:rPr>
-        <w:t>.(ةيكلملا قوقح</w:t>
+        <w:t>حقوق الملكية).</w:t>
       </w:r>
     </w:p>
     <w:p>
@@ -455,20 +455,20 @@
           <w:b w:val="0"/>
           <w:i w:val="0"/>
         </w:rPr>
-        <w:t>.(ةيكلملا قوقح</w:t>
-      </w:r>
-    </w:p>
-    <w:p>
-      <w:pPr>
-        <w:jc w:val="right"/>
-        <w:bidi/>
-      </w:pPr>
-      <w:r>
-        <w:rPr>
-          <w:b w:val="0"/>
-          <w:i w:val="0"/>
-        </w:rPr>
-        <w:t>.م٢٠١١/٣/٣١ يف امك ةيلاملا اهمئاوقو ةعباتلا تاكرشلل ةيكلملا قوقح صخلم :ًاسماخ</w:t>
+        <w:t>حقوق الملكية).</w:t>
+      </w:r>
+    </w:p>
+    <w:p>
+      <w:pPr>
+        <w:jc w:val="right"/>
+        <w:bidi/>
+      </w:pPr>
+      <w:r>
+        <w:rPr>
+          <w:b w:val="0"/>
+          <w:i w:val="0"/>
+        </w:rPr>
+        <w:t>خامساً: ملخص حقوق الملكية للشركات التابعة وقوائمها المالية كما في ٢٠١١/٣/٣١م.</w:t>
       </w:r>
     </w:p>
     <w:p>
@@ -507,7 +507,7 @@
           <w:b w:val="0"/>
           <w:i w:val="0"/>
         </w:rPr>
-        <w:t>.تازواجتلا : ًاعباس</w:t>
+        <w:t>سابعاً : التجاوزات.</w:t>
       </w:r>
     </w:p>
     <w:p>
@@ -546,7 +546,7 @@
           <w:b w:val="0"/>
           <w:i w:val="0"/>
         </w:rPr>
-        <w:t>.ةبساحملا ةرتف لالخ تاكرشلل ةعجارملا لامعأ :ًاعسات</w:t>
+        <w:t>تاسعاً: أعمال المراجعة للشركات خلال فترة المحاسبة.</w:t>
       </w:r>
     </w:p>
     <w:p>
@@ -637,7 +637,7 @@
           <w:b w:val="0"/>
           <w:i w:val="0"/>
         </w:rPr>
-        <w:t>.تازواجتلاب ليدعتلا</w:t>
+        <w:t>التعديل بالتجاوزات.</w:t>
       </w:r>
     </w:p>
     <w:p>
@@ -676,20 +676,20 @@
           <w:b w:val="0"/>
           <w:i w:val="0"/>
         </w:rPr>
-        <w:t>ةيكلملا</w:t>
-      </w:r>
-    </w:p>
-    <w:p>
-      <w:pPr>
-        <w:jc w:val="right"/>
-        <w:bidi/>
-      </w:pPr>
-      <w:r>
-        <w:rPr>
-          <w:b w:val="0"/>
-          <w:i w:val="0"/>
-        </w:rPr>
-        <w:t>ةعباتلا تاكرشلا</w:t>
+        <w:t>الملكية</w:t>
+      </w:r>
+    </w:p>
+    <w:p>
+      <w:pPr>
+        <w:jc w:val="right"/>
+        <w:bidi/>
+      </w:pPr>
+      <w:r>
+        <w:rPr>
+          <w:b w:val="0"/>
+          <w:i w:val="0"/>
+        </w:rPr>
+        <w:t>الشركات التابعة</w:t>
       </w:r>
     </w:p>
     <w:p>
@@ -715,7 +715,7 @@
           <w:b w:val="0"/>
           <w:i w:val="0"/>
         </w:rPr>
-        <w:t>عومجملا</w:t>
+        <w:t>المجموع</w:t>
       </w:r>
     </w:p>
     <w:p>
@@ -754,7 +754,7 @@
           <w:b w:val="0"/>
           <w:i w:val="0"/>
         </w:rPr>
-        <w:t>ةيراقعلا لامعألل ةفايضلا ةكرش - 1</w:t>
+        <w:t>1 - شركة الضيافة للأعمال العقارية</w:t>
       </w:r>
     </w:p>
     <w:p>
@@ -806,7 +806,7 @@
           <w:b w:val="0"/>
           <w:i w:val="0"/>
         </w:rPr>
-        <w:t>فييكتلاو ءابرهكلل ينيز دمحأ ةكرش ه</w:t>
+        <w:t>ه شركة أحمد زيني للكهرباء والتكييف</w:t>
       </w:r>
     </w:p>
     <w:p>
@@ -832,7 +832,7 @@
           <w:b w:val="0"/>
           <w:i w:val="0"/>
         </w:rPr>
-        <w:t>ءاوهلا فييكتل نكياد ينيزو رابأ ةكرش -\</w:t>
+        <w:t>\- شركة أبار وزيني دايكن لتكييف الهواء</w:t>
       </w:r>
     </w:p>
     <w:p>
@@ -871,7 +871,7 @@
           <w:b w:val="0"/>
           <w:i w:val="0"/>
         </w:rPr>
-        <w:t>ةيئاذغلا تاعانصلل انيتروك ةكرش ١٠-</w:t>
+        <w:t>١٠- شركة كورتينا للصناعات الغذائية</w:t>
       </w:r>
     </w:p>
     <w:p>
@@ -1313,7 +1313,7 @@
           <w:b w:val="0"/>
           <w:i w:val="0"/>
         </w:rPr>
-        <w:t>( ىلوالا ةلحرملا ) ةربخ ريرقت</w:t>
+        <w:t>تقرير خبرة ( المرحلة الاولى )</w:t>
       </w:r>
     </w:p>
     <w:p>
@@ -1378,20 +1378,20 @@
           <w:b w:val="0"/>
           <w:i w:val="0"/>
         </w:rPr>
-        <w:t>(ينيز سابع دمحأ ةماسأ) ةدودحملا وكزوأ ةكرش</w:t>
-      </w:r>
-    </w:p>
-    <w:p>
-      <w:pPr>
-        <w:jc w:val="right"/>
-        <w:bidi/>
-      </w:pPr>
-      <w:r>
-        <w:rPr>
-          <w:b w:val="0"/>
-          <w:i w:val="0"/>
-        </w:rPr>
-        <w:t>ةيكلملا ةبسن</w:t>
+        <w:t>شركة أوزكو المحدودة (أسامة أحمد عباس زيني)</w:t>
+      </w:r>
+    </w:p>
+    <w:p>
+      <w:pPr>
+        <w:jc w:val="right"/>
+        <w:bidi/>
+      </w:pPr>
+      <w:r>
+        <w:rPr>
+          <w:b w:val="0"/>
+          <w:i w:val="0"/>
+        </w:rPr>
+        <w:t>نسبة الملكية</w:t>
       </w:r>
     </w:p>
     <w:p>
@@ -1482,7 +1482,7 @@
           <w:b w:val="0"/>
           <w:i w:val="0"/>
         </w:rPr>
-        <w:t>عومجملا</w:t>
+        <w:t>المجموع</w:t>
       </w:r>
     </w:p>
     <w:p>
@@ -1560,7 +1560,7 @@
           <w:b w:val="0"/>
           <w:i w:val="0"/>
         </w:rPr>
-        <w:t>ةيكلملا ةبسن</w:t>
+        <w:t>نسبة الملكية</w:t>
       </w:r>
     </w:p>
     <w:p>
@@ -1612,7 +1612,7 @@
           <w:b w:val="0"/>
           <w:i w:val="0"/>
         </w:rPr>
-        <w:t>عومجملا</w:t>
+        <w:t>المجموع</w:t>
       </w:r>
     </w:p>
     <w:p>
@@ -1690,7 +1690,7 @@
           <w:b w:val="0"/>
           <w:i w:val="0"/>
         </w:rPr>
-        <w:t>ةيدوعسلا ةيبرعلا ةكلمملا - ةدج : ةلودلا / ةنيدملا ـه١٤٣٢ ماعلا ق٢/١٣٧٥/ مقرو ـه١٤٣١ ماعل ق ٢/٥٧٩٨/ مقر نيتيضقلاب قلعتي اميف ةربخ ريرقت</w:t>
+        <w:t>تقرير خبرة فيما يتعلق بالقضيتين رقم ٢/٥٧٩٨/ ق لعام ١٤٣١هـ ورقم ٢/١٣٧٥/ق العام ١٤٣٢هـ المدينة / الدولة : جدة - المملكة العربية السعودية</w:t>
       </w:r>
     </w:p>
     <w:p>
@@ -1729,7 +1729,7 @@
           <w:b w:val="0"/>
           <w:i w:val="0"/>
         </w:rPr>
-        <w:t>( ىلوألا ةلحرملا ) ةربخ ريرقت</w:t>
+        <w:t>تقرير خبرة ( المرحلة الأولى )</w:t>
       </w:r>
     </w:p>
     <w:p>
@@ -1755,7 +1755,7 @@
           <w:b w:val="0"/>
           <w:i w:val="0"/>
         </w:rPr>
-        <w:t>.ةيلاملا اهتنسل يرجهلا ميوقتلا مدختست يتلا تاكرشلل هدامتعا مت يذلاو ـه١٤٣٢/٤/٣٠ خيراتل ًايواسم هرابتعا متو ةيلاملا اهتنسل يداليملا ميوقتلا مدختست يتلا تاكرشلل م٢٠١١ سرام ۱۳ خیرات دامتعا مت دقف ةيرتفدلا ءاكرشلا قوقح باستحا خيراتب امك ةيلاملا مئاوقلا دادعا ضارغألا</w:t>
+        <w:t>الأغراض اعداد القوائم المالية كما بتاريخ احتساب حقوق الشركاء الدفترية فقد تم اعتماد تاریخ ۳۱ مارس ٢٠١١م للشركات التي تستخدم التقويم الميلادي لسنتها المالية وتم اعتباره مساوياً لتاريخ ١٤٣٢/٤/٣٠هـ والذي تم اعتماده للشركات التي تستخدم التقويم الهجري لسنتها المالية.</w:t>
       </w:r>
     </w:p>
     <w:p>
@@ -1794,7 +1794,7 @@
           <w:b w:val="0"/>
           <w:i w:val="0"/>
         </w:rPr>
-        <w:t>ةيدوعسلا ةيبرعلا ةكلمملا - ةدج :ةلودلا / ةنيدملا</w:t>
+        <w:t>المدينة / الدولة: جدة - المملكة العربية السعودية</w:t>
       </w:r>
     </w:p>
     <w:p>
@@ -1820,33 +1820,33 @@
           <w:b w:val="0"/>
           <w:i w:val="0"/>
         </w:rPr>
-        <w:t>( ىلوألا ةلحرملا ) ةربخ ريرقت</w:t>
-      </w:r>
-    </w:p>
-    <w:p>
-      <w:pPr>
-        <w:jc w:val="right"/>
-        <w:bidi/>
-      </w:pPr>
-      <w:r>
-        <w:rPr>
-          <w:b w:val="0"/>
-          <w:i w:val="0"/>
-        </w:rPr>
-        <w:t>ءاكرشلل ةلدعملا ةيرتفدلا قوقحلا يفاص : ًايناث</w:t>
-      </w:r>
-    </w:p>
-    <w:p>
-      <w:pPr>
-        <w:jc w:val="right"/>
-        <w:bidi/>
-      </w:pPr>
-      <w:r>
-        <w:rPr>
-          <w:b w:val="0"/>
-          <w:i w:val="0"/>
-        </w:rPr>
-        <w:t>ءاكرشلل ةلدعملا ةيرتفدلا قوقحلا يفاص : ًايناث</w:t>
+        <w:t>تقرير خبرة ( المرحلة الأولى )</w:t>
+      </w:r>
+    </w:p>
+    <w:p>
+      <w:pPr>
+        <w:jc w:val="right"/>
+        <w:bidi/>
+      </w:pPr>
+      <w:r>
+        <w:rPr>
+          <w:b w:val="0"/>
+          <w:i w:val="0"/>
+        </w:rPr>
+        <w:t>ثانياً : صافي الحقوق الدفترية المعدلة للشركاء</w:t>
+      </w:r>
+    </w:p>
+    <w:p>
+      <w:pPr>
+        <w:jc w:val="right"/>
+        <w:bidi/>
+      </w:pPr>
+      <w:r>
+        <w:rPr>
+          <w:b w:val="0"/>
+          <w:i w:val="0"/>
+        </w:rPr>
+        <w:t>ثانياً : صافي الحقوق الدفترية المعدلة للشركاء</w:t>
       </w:r>
     </w:p>
     <w:p>
@@ -1898,7 +1898,7 @@
           <w:b w:val="0"/>
           <w:i w:val="0"/>
         </w:rPr>
-        <w:t>دمحأ ةماسأ) ةدودحملا وكزوأ ةكرش</w:t>
+        <w:t>شركة أوزكو المحدودة (أسامة أحمد</w:t>
       </w:r>
     </w:p>
     <w:p>
@@ -2041,7 +2041,7 @@
           <w:b w:val="0"/>
           <w:i w:val="0"/>
         </w:rPr>
-        <w:t>عومجملا</w:t>
+        <w:t>المجموع</w:t>
       </w:r>
     </w:p>
     <w:p>
@@ -2314,7 +2314,7 @@
           <w:b w:val="0"/>
           <w:i w:val="0"/>
         </w:rPr>
-        <w:t>( ىلوالا ةلحرملا ) ةربخ ريرقت</w:t>
+        <w:t>تقرير خبرة ( المرحلة الاولى )</w:t>
       </w:r>
     </w:p>
     <w:p>
@@ -2379,7 +2379,7 @@
           <w:b w:val="0"/>
           <w:i w:val="0"/>
         </w:rPr>
-        <w:t>ةقفرملا ةلدعملا ةيلاملا مئاوقلا بسح - ءاكرشلا قوقح يلامجإ</w:t>
+        <w:t>إجمالي حقوق الشركاء - حسب القوائم المالية المعدلة المرفقة</w:t>
       </w:r>
     </w:p>
     <w:p>
@@ -2418,7 +2418,7 @@
           <w:b w:val="0"/>
           <w:i w:val="0"/>
         </w:rPr>
-        <w:t>(ينيز دمحأ ةماسأ) ةدودحملا وكزوأ ةكرش</w:t>
+        <w:t>شركة أوزكو المحدودة (أسامة أحمد زيني)</w:t>
       </w:r>
     </w:p>
     <w:p>
@@ -2470,7 +2470,7 @@
           <w:b w:val="0"/>
           <w:i w:val="0"/>
         </w:rPr>
-        <w:t>عومجملا</w:t>
+        <w:t>المجموع</w:t>
       </w:r>
     </w:p>
     <w:p>
@@ -2496,7 +2496,7 @@
           <w:b w:val="0"/>
           <w:i w:val="0"/>
         </w:rPr>
-        <w:t>شلا</w:t>
+        <w:t>الش</w:t>
       </w:r>
     </w:p>
     <w:p>
@@ -2535,7 +2535,7 @@
           <w:b w:val="0"/>
           <w:i w:val="0"/>
         </w:rPr>
-        <w:t>دمحأ ةماسأ) ةدودحملا وكزوأ ةكرش</w:t>
+        <w:t>شركة أوزكو المحدودة (أسامة أحمد</w:t>
       </w:r>
     </w:p>
     <w:p>
@@ -2626,7 +2626,7 @@
           <w:b w:val="0"/>
           <w:i w:val="0"/>
         </w:rPr>
-        <w:t>ةيوئملا ةبسنلا</w:t>
+        <w:t>النسبة المئوية</w:t>
       </w:r>
     </w:p>
     <w:p>
@@ -2821,20 +2821,20 @@
           <w:b w:val="0"/>
           <w:i w:val="0"/>
         </w:rPr>
-        <w:t>قوقحلا يلامجإ</w:t>
-      </w:r>
-    </w:p>
-    <w:p>
-      <w:pPr>
-        <w:jc w:val="right"/>
-        <w:bidi/>
-      </w:pPr>
-      <w:r>
-        <w:rPr>
-          <w:b w:val="0"/>
-          <w:i w:val="0"/>
-        </w:rPr>
-        <w:t>يراجلا باسحلا</w:t>
+        <w:t>إجمالي الحقوق</w:t>
+      </w:r>
+    </w:p>
+    <w:p>
+      <w:pPr>
+        <w:jc w:val="right"/>
+        <w:bidi/>
+      </w:pPr>
+      <w:r>
+        <w:rPr>
+          <w:b w:val="0"/>
+          <w:i w:val="0"/>
+        </w:rPr>
+        <w:t>الحساب الجاري</w:t>
       </w:r>
     </w:p>
     <w:p>
@@ -3146,7 +3146,7 @@
           <w:b w:val="0"/>
           <w:i w:val="0"/>
         </w:rPr>
-        <w:t>.ةقفرملا ةيلاملا مئاوقلا عقاو نم ءاكرشلل يراجلا باسحلا -\</w:t>
+        <w:t>\- الحساب الجاري للشركاء من واقع القوائم المالية المرفقة.</w:t>
       </w:r>
     </w:p>
     <w:p>
@@ -3211,7 +3211,7 @@
           <w:b w:val="0"/>
           <w:i w:val="0"/>
         </w:rPr>
-        <w:t>( ىلوألا ةلحرملا ) ةربخ ريرقت</w:t>
+        <w:t>تقرير خبرة ( المرحلة الأولى )</w:t>
       </w:r>
     </w:p>
     <w:p>
@@ -3237,7 +3237,7 @@
           <w:b w:val="0"/>
           <w:i w:val="0"/>
         </w:rPr>
-        <w:t>ءاكرشلا قوقح يلامجإ</w:t>
+        <w:t>إجمالي حقوق الشركاء</w:t>
       </w:r>
     </w:p>
     <w:p>
@@ -3276,7 +3276,7 @@
           <w:b w:val="0"/>
           <w:i w:val="0"/>
         </w:rPr>
-        <w:t>عومجملا ينيز دمحأ ةماسأ</w:t>
+        <w:t>أسامة أحمد زيني المجموع</w:t>
       </w:r>
     </w:p>
     <w:p>
@@ -3341,7 +3341,7 @@
           <w:b w:val="0"/>
           <w:i w:val="0"/>
         </w:rPr>
-        <w:t>عومجملا</w:t>
+        <w:t>المجموع</w:t>
       </w:r>
     </w:p>
     <w:p>
@@ -3367,7 +3367,7 @@
           <w:b w:val="0"/>
           <w:i w:val="0"/>
         </w:rPr>
-        <w:t>ةيوئملا ةبسنلا</w:t>
+        <w:t>النسبة المئوية</w:t>
       </w:r>
     </w:p>
     <w:p>
@@ -3458,20 +3458,20 @@
           <w:b w:val="0"/>
           <w:i w:val="0"/>
         </w:rPr>
-        <w:t>قوقحلا يلامجإ</w:t>
-      </w:r>
-    </w:p>
-    <w:p>
-      <w:pPr>
-        <w:jc w:val="right"/>
-        <w:bidi/>
-      </w:pPr>
-      <w:r>
-        <w:rPr>
-          <w:b w:val="0"/>
-          <w:i w:val="0"/>
-        </w:rPr>
-        <w:t>يراجلا باسحلا</w:t>
+        <w:t>إجمالي الحقوق</w:t>
+      </w:r>
+    </w:p>
+    <w:p>
+      <w:pPr>
+        <w:jc w:val="right"/>
+        <w:bidi/>
+      </w:pPr>
+      <w:r>
+        <w:rPr>
+          <w:b w:val="0"/>
+          <w:i w:val="0"/>
+        </w:rPr>
+        <w:t>الحساب الجاري</w:t>
       </w:r>
     </w:p>
     <w:p>
@@ -3679,7 +3679,7 @@
           <w:b w:val="0"/>
           <w:i w:val="0"/>
         </w:rPr>
-        <w:t>ةيدوعسلا ةيبرعلا ةكلمملا - ةدج :ةلودلا / ةنيدملا</w:t>
+        <w:t>المدينة / الدولة: جدة - المملكة العربية السعودية</w:t>
       </w:r>
     </w:p>
     <w:p>
@@ -3718,7 +3718,7 @@
           <w:b w:val="0"/>
           <w:i w:val="0"/>
         </w:rPr>
-        <w:t>( ىلوألا ةلحرملا ) ةربخ ريرقت</w:t>
+        <w:t>تقرير خبرة ( المرحلة الأولى )</w:t>
       </w:r>
     </w:p>
     <w:p>
@@ -3783,20 +3783,20 @@
           <w:b w:val="0"/>
           <w:i w:val="0"/>
         </w:rPr>
-        <w:t>عزوملا ديصرلا</w:t>
-      </w:r>
-    </w:p>
-    <w:p>
-      <w:pPr>
-        <w:jc w:val="right"/>
-        <w:bidi/>
-      </w:pPr>
-      <w:r>
-        <w:rPr>
-          <w:b w:val="0"/>
-          <w:i w:val="0"/>
-        </w:rPr>
-        <w:t>( *\ ) ةدودحملا وكزوأ ةكرش</w:t>
+        <w:t>الرصيد الموزع</w:t>
+      </w:r>
+    </w:p>
+    <w:p>
+      <w:pPr>
+        <w:jc w:val="right"/>
+        <w:bidi/>
+      </w:pPr>
+      <w:r>
+        <w:rPr>
+          <w:b w:val="0"/>
+          <w:i w:val="0"/>
+        </w:rPr>
+        <w:t>شركة أوزكو المحدودة ( \* )</w:t>
       </w:r>
     </w:p>
     <w:p>
@@ -3887,7 +3887,7 @@
           <w:b w:val="0"/>
           <w:i w:val="0"/>
         </w:rPr>
-        <w:t>( *\ ) ينيز دمحأ ةماسأ كيرشلا</w:t>
+        <w:t>الشريك أسامة أحمد زيني ( \* )</w:t>
       </w:r>
     </w:p>
     <w:p>
@@ -3926,7 +3926,7 @@
           <w:b w:val="0"/>
           <w:i w:val="0"/>
         </w:rPr>
-        <w:t>عومجملا</w:t>
+        <w:t>المجموع</w:t>
       </w:r>
     </w:p>
     <w:p>
@@ -3952,20 +3952,20 @@
           <w:b w:val="0"/>
           <w:i w:val="0"/>
         </w:rPr>
-        <w:t>يلامجإلا</w:t>
-      </w:r>
-    </w:p>
-    <w:p>
-      <w:pPr>
-        <w:jc w:val="right"/>
-        <w:bidi/>
-      </w:pPr>
-      <w:r>
-        <w:rPr>
-          <w:b w:val="0"/>
-          <w:i w:val="0"/>
-        </w:rPr>
-        <w:t>ةيكلملا ةبسن</w:t>
+        <w:t>الإجمالي</w:t>
+      </w:r>
+    </w:p>
+    <w:p>
+      <w:pPr>
+        <w:jc w:val="right"/>
+        <w:bidi/>
+      </w:pPr>
+      <w:r>
+        <w:rPr>
+          <w:b w:val="0"/>
+          <w:i w:val="0"/>
+        </w:rPr>
+        <w:t>نسبة الملكية</w:t>
       </w:r>
     </w:p>
     <w:p>
@@ -3991,7 +3991,7 @@
           <w:b w:val="0"/>
           <w:i w:val="0"/>
         </w:rPr>
-        <w:t>ىلوألا ةلحرملا</w:t>
+        <w:t>المرحلة الأولى</w:t>
       </w:r>
     </w:p>
     <w:p>
@@ -4030,7 +4030,7 @@
           <w:b w:val="0"/>
           <w:i w:val="0"/>
         </w:rPr>
-        <w:t>ةثلاثلا ةلحرملا ةيناثلا ةلحرملا</w:t>
+        <w:t>المرحلة الثانية المرحلة الثالثة</w:t>
       </w:r>
     </w:p>
     <w:p>
@@ -4641,7 +4641,7 @@
           <w:b w:val="0"/>
           <w:i w:val="0"/>
         </w:rPr>
-        <w:t>اهعومجم غلبيو (ينيز دمحأ ةماسأ) ةدودحملا وكزوأ ةكرش كيرشلا وه طقف دحاو فرطل ةصح ربتعت ( )</w:t>
+        <w:t>( ) تعتبر حصة لطرف واحد فقط هو الشريك شركة أوزكو المحدودة (أسامة أحمد زيني) ويبلغ مجموعها</w:t>
       </w:r>
     </w:p>
     <w:p>
@@ -4680,7 +4680,7 @@
           <w:b w:val="0"/>
           <w:i w:val="0"/>
         </w:rPr>
-        <w:t>ةيدوعسلا ةيبرعلا ةكلمملا - ةدج ةلودلا / ةنيدملا</w:t>
+        <w:t>المدينة / الدولة جدة - المملكة العربية السعودية</w:t>
       </w:r>
     </w:p>
     <w:p>
@@ -4732,7 +4732,7 @@
           <w:b w:val="0"/>
           <w:i w:val="0"/>
         </w:rPr>
-        <w:t>( ىلوألا ةلحرملا ) ةربخ ريرقت</w:t>
+        <w:t>تقرير خبرة ( المرحلة الأولى )</w:t>
       </w:r>
     </w:p>
     <w:p>
@@ -4784,7 +4784,7 @@
           <w:b w:val="0"/>
           <w:i w:val="0"/>
         </w:rPr>
-        <w:t>(ينيز دمحأ ةماسأ) ةدودحملا وكزوأ ةكرش</w:t>
+        <w:t>شركة أوزكو المحدودة (أسامة أحمد زيني)</w:t>
       </w:r>
     </w:p>
     <w:p>
@@ -4901,7 +4901,7 @@
           <w:b w:val="0"/>
           <w:i w:val="0"/>
         </w:rPr>
-        <w:t>عومجملا</w:t>
+        <w:t>المجموع</w:t>
       </w:r>
     </w:p>
     <w:p>
@@ -4992,7 +4992,7 @@
           <w:b w:val="0"/>
           <w:i w:val="0"/>
         </w:rPr>
-        <w:t>ةيدوعسلا ةيبرعلا ةكلمملا - ةدج :ةلودلا / ةنيدملا</w:t>
+        <w:t>المدينة / الدولة: جدة - المملكة العربية السعودية</w:t>
       </w:r>
     </w:p>
     <w:p>
@@ -5031,7 +5031,7 @@
           <w:b w:val="0"/>
           <w:i w:val="0"/>
         </w:rPr>
-        <w:t>( ىلوألا ةلحرملا ) ةربخ ريرقت</w:t>
+        <w:t>تقرير خبرة ( المرحلة الأولى )</w:t>
       </w:r>
     </w:p>
     <w:sectPr>

--- a/zaini_case_audit_output/outputs/word/documents/008_تقرير خبرة (المرحلة الأولى) صادر عن مكتب _طلال أبو غزالة وشركاه_ مؤرخ 27_6_2011م.docx
+++ b/zaini_case_audit_output/outputs/word/documents/008_تقرير خبرة (المرحلة الأولى) صادر عن مكتب _طلال أبو غزالة وشركاه_ مؤرخ 27_6_2011م.docx
@@ -507,7 +507,7 @@
           <w:b w:val="0"/>
           <w:i w:val="0"/>
         </w:rPr>
-        <w:t>سابعاً : التجاوزات.</w:t>
+        <w:t>.تازواجتلا : ًاعباس</w:t>
       </w:r>
     </w:p>
     <w:p>
@@ -767,7 +767,7 @@
           <w:b w:val="0"/>
           <w:i w:val="0"/>
         </w:rPr>
-        <w:t>ينطولا ةنيحطلاو تايولحلا عنصم ةكرش - ۲</w:t>
+        <w:t>۲ - شركة مصنع الحلويات والطحينة الوطني</w:t>
       </w:r>
     </w:p>
     <w:p>
